--- a/fixtures/generated/c07__text-box.docx
+++ b/fixtures/generated/c07__text-box.docx
@@ -101,6 +101,16 @@
                 <w:p>
                   <w:r>
                     <w:t xml:space="preserve">Kotlin</w:t>
+                  </w:r>
+                </w:p>
+                <w:p>
+                  <w:r>
+                    <w:t xml:space="preserve">C#</w:t>
+                  </w:r>
+                </w:p>
+                <w:p>
+                  <w:r>
+                    <w:t xml:space="preserve">.NET</w:t>
                   </w:r>
                 </w:p>
                 <w:p>
